--- a/hin/docx/038.content.docx
+++ b/hin/docx/038.content.docx
@@ -22478,7 +22478,7 @@
         <w:rPr>
           <w:lang w:val="hi_IN" w:bidi="hi_IN"/>
         </w:rPr>
-        <w:t>ओब 1:9</w:t>
+        <w:t>ओब 1:8–9</w:t>
       </w:r>
       <w:r>
         <w:rPr>
